--- a/az/discovery-articles/3.1 Buxar mühərriki.docx
+++ b/az/discovery-articles/3.1 Buxar mühərriki.docx
@@ -4,579 +4,385 @@
   <w:body>
     <w:p>
       <w:pPr>
-        <w:keepNext/>
-        <w:spacing w:before="280" w:after="120"/>
+        <w:pStyle w:val="Title"/>
+        <w:widowControl/>
       </w:pPr>
       <w:r>
-        <w:rPr>
-          <w:rFonts w:ascii="Calibri" w:hAnsi="Calibri" w:eastAsia="Calibri"/>
-          <w:b/>
-          <w:i w:val="0"/>
-          <w:color w:val="004E8C"/>
-          <w:sz w:val="44"/>
-        </w:rPr>
         <w:t>3.1 Buxar mühərriki</w:t>
       </w:r>
     </w:p>
     <w:p>
       <w:pPr>
-        <w:spacing w:after="80"/>
+        <w:keepNext/>
+        <w:widowControl/>
       </w:pPr>
       <w:r>
         <w:rPr>
-          <w:rFonts w:ascii="Calibri" w:hAnsi="Calibri" w:eastAsia="Calibri"/>
-          <w:b w:val="0"/>
-          <w:i/>
-          <w:color w:val="505050"/>
-          <w:sz w:val="22"/>
+          <w:sz w:val="20"/>
         </w:rPr>
-        <w:t>3. Sənaye, enerji və nəqliyyat</w:t>
-      </w:r>
-    </w:p>
-    <w:p>
-      <w:pPr>
-        <w:spacing w:after="200"/>
-      </w:pPr>
-      <w:r>
-        <w:rPr>
-          <w:rFonts w:ascii="Calibri" w:hAnsi="Calibri" w:eastAsia="Calibri"/>
-          <w:b w:val="0"/>
-          <w:i/>
-          <w:sz w:val="22"/>
-        </w:rPr>
-        <w:t>Dövr: 1712-ci il (Nyukomenin atmosfer mühərriki); 1769-cu il (Uattın ayrıca kondensator patenti) | Əsas simalar: Tomas Nyukomen; Ceyms Uatt (təkmilləşdirilmiş quruluş); Riçard Trevitik (yüksək təzyiqli buxar)</w:t>
-      </w:r>
-    </w:p>
-    <w:p>
-      <w:pPr>
-        <w:spacing w:after="160" w:line="276" w:lineRule="auto"/>
-      </w:pPr>
-      <w:r>
-        <w:rPr>
-          <w:rFonts w:ascii="Calibri" w:hAnsi="Calibri" w:eastAsia="Calibri"/>
-          <w:b w:val="0"/>
-          <w:i w:val="0"/>
-          <w:sz w:val="22"/>
-        </w:rPr>
-        <w:t>Buxar mühərriki qızdırılmış su buxarının təzyiqini hərəkətə çevirir. XVIII əsrdə Britaniyada təkmilləşdirilən bu qurğu fabriklərin, mədənlərin və dəmir yollarının əsas güc mənbəyinə çevrildi.</w:t>
+        <w:t>3 Sənaye enerji və nəqliyyat</w:t>
       </w:r>
     </w:p>
     <w:p>
       <w:pPr>
         <w:keepNext/>
-        <w:spacing w:before="240" w:after="120"/>
+        <w:widowControl/>
       </w:pPr>
       <w:r>
         <w:rPr>
-          <w:rFonts w:ascii="Calibri" w:hAnsi="Calibri" w:eastAsia="Calibri"/>
-          <w:b/>
-          <w:i w:val="0"/>
-          <w:color w:val="004E8C"/>
-          <w:sz w:val="28"/>
+          <w:sz w:val="20"/>
         </w:rPr>
-        <w:t>Əsas faktlar</w:t>
+        <w:t>Dövr: 1712 (Nyukomenin atmosfer mühərriki); 1769 (Vattın ayrıca kondensator üçün patenti) | Əsas şəxslər: Tomas Nyukomen; Ceyms Vatt (quruluşun təkmilləşdirilməsi); Riçard Trevitik (yüksək təzyiqli buxar)</w:t>
+      </w:r>
+    </w:p>
+    <w:p>
+      <w:pPr>
+        <w:widowControl/>
+      </w:pPr>
+      <w:r>
+        <w:t>Buxar mühərriki qızdırılmış su buxarının təzyiqini hərəkətə çevirir. XVIII əsrdə Britaniyada təkmilləşdirilən bu maşın fabriklərin, mədənlərin və dəmir yollarının əsas güc mənbəyinə çevrildi.</w:t>
+      </w:r>
+    </w:p>
+    <w:p>
+      <w:pPr>
+        <w:pStyle w:val="Heading1"/>
+        <w:widowControl/>
+      </w:pPr>
+      <w:r>
+        <w:t>Əsas məlumatlar</w:t>
       </w:r>
     </w:p>
     <w:p>
       <w:pPr>
         <w:pStyle w:val="ListBullet"/>
+        <w:widowControl/>
       </w:pPr>
       <w:r>
-        <w:rPr>
-          <w:rFonts w:ascii="Calibri" w:hAnsi="Calibri" w:eastAsia="Calibri"/>
-          <w:b w:val="0"/>
-          <w:i w:val="0"/>
-          <w:sz w:val="22"/>
-        </w:rPr>
-        <w:t>Tomas Nyukomen 1712-ci ildə mədənlərdən su çəkmək üçün praktik mühərrik hazırlayıb</w:t>
+        <w:t>Tomas Nyukomen 1712-ci ildə mədənlərdən su çəkmək üçün işlək mühərrik qurdu.</w:t>
       </w:r>
     </w:p>
     <w:p>
       <w:pPr>
         <w:pStyle w:val="ListBullet"/>
+        <w:widowControl/>
       </w:pPr>
       <w:r>
-        <w:rPr>
-          <w:rFonts w:ascii="Calibri" w:hAnsi="Calibri" w:eastAsia="Calibri"/>
-          <w:b w:val="0"/>
-          <w:i w:val="0"/>
-          <w:sz w:val="22"/>
-        </w:rPr>
-        <w:t>Ceyms Uatt 1760-cı illərdə mühərrikə ayrıca kondensator əlavə edib</w:t>
+        <w:t>Ceyms Vatt 1760-cı illərdə mühərrikə ayrıca kondensator əlavə etdi.</w:t>
       </w:r>
     </w:p>
     <w:p>
       <w:pPr>
         <w:pStyle w:val="ListBullet"/>
+        <w:widowControl/>
       </w:pPr>
       <w:r>
-        <w:rPr>
-          <w:rFonts w:ascii="Calibri" w:hAnsi="Calibri" w:eastAsia="Calibri"/>
-          <w:b w:val="0"/>
-          <w:i w:val="0"/>
-          <w:sz w:val="22"/>
-        </w:rPr>
-        <w:t>Uatt və Metyu Bolton buxar mühərrikini bazara çıxarılan sənaye məhsuluna çeviriblər</w:t>
+        <w:t>Vatt və Metyu Bolton mühərriklərin kommersiya istehsalını təşkil etdilər.</w:t>
       </w:r>
     </w:p>
     <w:p>
       <w:pPr>
         <w:pStyle w:val="ListBullet"/>
+        <w:widowControl/>
       </w:pPr>
       <w:r>
-        <w:rPr>
-          <w:rFonts w:ascii="Calibri" w:hAnsi="Calibri" w:eastAsia="Calibri"/>
-          <w:b w:val="0"/>
-          <w:i w:val="0"/>
-          <w:sz w:val="22"/>
-        </w:rPr>
-        <w:t>Buxar enerjisi dəyirmanları, lokomotivləri və buxar gəmilərini hərəkətə gətirib</w:t>
+        <w:t>Buxar fabrikləri, lokomotivləri və gəmiləri hərəkətə gətirirdi.</w:t>
       </w:r>
     </w:p>
     <w:p>
       <w:pPr>
         <w:pStyle w:val="ListBullet"/>
+        <w:widowControl/>
       </w:pPr>
       <w:r>
-        <w:rPr>
-          <w:rFonts w:ascii="Calibri" w:hAnsi="Calibri" w:eastAsia="Calibri"/>
-          <w:b w:val="0"/>
-          <w:i w:val="0"/>
-          <w:sz w:val="22"/>
-        </w:rPr>
-        <w:t>Buxar mühərriki külək, su və ya əzələ gücündən asılı olmayan ilk geniş yayılmış mühərrik olub</w:t>
+        <w:t>Bu, küləkdən, axar sudan və ya əzələ gücündən asılı olmayan ilk geniş yayılmış mühərrik idi.</w:t>
       </w:r>
     </w:p>
     <w:p>
       <w:pPr>
-        <w:keepNext/>
-        <w:spacing w:before="240" w:after="120"/>
+        <w:pStyle w:val="Heading1"/>
+        <w:widowControl/>
       </w:pPr>
       <w:r>
-        <w:rPr>
-          <w:rFonts w:ascii="Calibri" w:hAnsi="Calibri" w:eastAsia="Calibri"/>
-          <w:b/>
-          <w:i w:val="0"/>
-          <w:color w:val="004E8C"/>
-          <w:sz w:val="28"/>
-        </w:rPr>
         <w:t>Bu nədir</w:t>
       </w:r>
     </w:p>
     <w:p>
       <w:pPr>
-        <w:spacing w:after="160" w:line="276" w:lineRule="auto"/>
+        <w:widowControl/>
       </w:pPr>
       <w:r>
-        <w:rPr>
-          <w:rFonts w:ascii="Calibri" w:hAnsi="Calibri" w:eastAsia="Calibri"/>
-          <w:b w:val="0"/>
-          <w:i w:val="0"/>
-          <w:sz w:val="22"/>
-        </w:rPr>
-        <w:t>Buxar mühərriki istiliklə qaz halına çevrilmiş sudan, yəni buxardan istifadə edərək porşeni hərəkətə gətirən və ya turbini fırladan maşındır. Su qapalı məkanda qaynayanda təzyiq yüksəlir və bu təzyiq mexaniki iş görə bilir. Daim təkan verən kip qapaqlı çaydanı təsəvvür edin: ilk mühərriklər nəhəng və səmərəsiz idi, lakin mühüm bir yenilik gətirdi. Artıq güc mənbəyi yalnız çayın aşağı axdığı yerdə deyil, kömür və su olan hər yerdə qurula bilərdi.</w:t>
+        <w:t>Buxar mühərriki istiliyin təsiri ilə qaz halına keçmiş sudan — buxardan — istifadə edərək porşeni hərəkət etdirən və ya turbini fırladan maşındır. Qapalı yerdə su qaynadıqda təzyiq artır və bu təzyiq iş görə bilir. Bunu dayanmadan itələyici qüvvə yaradan qapalı çaydanla müqayisə etmək olar. İlk mühərriklər nəhəng və israfçı idi, lakin yeni imkan açırdı: güc mənbəyini yalnız gur axan çayın kənarında deyil, kömür və su olan istənilən yerdə qurmaq mümkün idi.</w:t>
       </w:r>
     </w:p>
     <w:p>
       <w:pPr>
-        <w:keepNext/>
-        <w:spacing w:before="240" w:after="120"/>
+        <w:pStyle w:val="Heading1"/>
+        <w:widowControl/>
       </w:pPr>
       <w:r>
-        <w:rPr>
-          <w:rFonts w:ascii="Calibri" w:hAnsi="Calibri" w:eastAsia="Calibri"/>
-          <w:b/>
-          <w:i w:val="0"/>
-          <w:color w:val="004E8C"/>
-          <w:sz w:val="28"/>
-        </w:rPr>
-        <w:t>Onu kim kəşf və ya ixtira edib</w:t>
+        <w:t>Kim kəşf edib və ya yaradıb</w:t>
       </w:r>
     </w:p>
     <w:p>
       <w:pPr>
-        <w:spacing w:after="160" w:line="276" w:lineRule="auto"/>
+        <w:widowControl/>
       </w:pPr>
       <w:r>
-        <w:rPr>
-          <w:rFonts w:ascii="Calibri" w:hAnsi="Calibri" w:eastAsia="Calibri"/>
-          <w:b w:val="0"/>
-          <w:i w:val="0"/>
-          <w:sz w:val="22"/>
-        </w:rPr>
-        <w:t>Tomas Nyukomen mədənlərdən su çəkmək üçün 1712-ci ildə atmosfer mühərriki quraşdırdı. Şotlandiyalı cihaz ustası Ceyms Uatt belə mühərrikin modelini təmir edərkən 1760-cı illərdə ayrıca kondensator yaratdı; bunun sayəsində silindri hər hərəkətdə yenidən soyutmaq lazım gəlmirdi. Uatt istehsalçı Metyu Boltonla birlikdə təkmilləşdirilmiş mühərrikləri satmağa başladı. Daha sonra Riçard Trevitik və başqa mühəndislər lokomotiv və gəmilərdə daha yüksək təzyiqli buxardan istifadə etdilər.</w:t>
+        <w:t>Tomas Nyukomen 1712-ci ildə mədən suyunu çəkmək üçün atmosfer mühərriki quraşdırdı. Şotlandiyalı cihaz ustası Ceyms Vatt belə mühərrikin modelini təmir edərkən onun işini araşdırdı. 1760-cı illərdə ayrıca kondensator — buxarı soyudub suya çevirən qurğu — hazırladı. Beləliklə, silindri porşenin hər gedişində soyutmağa ehtiyac qalmadı. Vatt sənayeçi Metyu Boltonla birlikdə təkmilləşdirilmiş mühərrikləri satmağa başladı. Sonralar Riçard Trevitik və başqaları lokomotivlərdə və gəmilərdə daha yüksək təzyiqli buxardan istifadə etdilər.</w:t>
       </w:r>
     </w:p>
     <w:p>
       <w:pPr>
-        <w:keepNext/>
-        <w:spacing w:before="240" w:after="120"/>
+        <w:pStyle w:val="Heading1"/>
+        <w:widowControl/>
       </w:pPr>
       <w:r>
-        <w:rPr>
-          <w:rFonts w:ascii="Calibri" w:hAnsi="Calibri" w:eastAsia="Calibri"/>
-          <w:b/>
-          <w:i w:val="0"/>
-          <w:color w:val="004E8C"/>
-          <w:sz w:val="28"/>
-        </w:rPr>
-        <w:t>Nə vaxt və necə meydana gəlib</w:t>
+        <w:t>Nə vaxt və necə yaranıb</w:t>
       </w:r>
     </w:p>
     <w:p>
       <w:pPr>
-        <w:spacing w:after="160" w:line="276" w:lineRule="auto"/>
+        <w:widowControl/>
       </w:pPr>
       <w:r>
-        <w:rPr>
-          <w:rFonts w:ascii="Calibri" w:hAnsi="Calibri" w:eastAsia="Calibri"/>
-          <w:b w:val="0"/>
-          <w:i w:val="0"/>
-          <w:sz w:val="22"/>
-        </w:rPr>
-        <w:t>Britaniyanın kömür mədənlərini su basırdı və atların işlətdiyi nasoslar suyu çıxarmağa çatdırmırdı; toxuculuq fabrikləri də sabit güc mənbəyinə ehtiyac duyurdu. Patentlər, emalatxanalar və Birmingemlə yanaşı başqa sənaye mərkəzlərində toplanan sərmayə bu maraqlı qurğunu satışa çıxarılan məhsula çevirdi. Dəmirin keyfiyyəti və dəqiq yonma alətlərinin inkişafı da böyük rol oynadı: sızdıran silindr buxarı boş yerə itirirdi. XIX əsrin əvvəllərində buxar mühərriklərinin səsi sənaye Britaniyasının adi səsinə çevrilmişdi.</w:t>
+        <w:t>Britaniyanın kömür mədənlərinə su atla işləyən nasosların çəkə bildiyindən daha sürətlə dolurdu. Toxuculuq müəssisələrinə isə sabit güc mənbəyi lazım idi. Birmingemdə və başqa yerlərdə patentlər, emalatxanalar və sərmayə bu təcrübə qurğusunu istehsal olunan məhsula çevirdi. Dəmirin keyfiyyətinin və silindrləri dəqiq yonan alətlərin yaxşılaşması da vacib idi: kip olmayan silindr buxarı itirirdi. XIX əsrin əvvəllərində buxar mühərriklərinin səsi sənayeləşən Britaniyanın səciyyəvi səsinə çevrilmişdi.</w:t>
       </w:r>
     </w:p>
     <w:p>
       <w:pPr>
-        <w:keepNext/>
-        <w:spacing w:before="240" w:after="120"/>
+        <w:pStyle w:val="Heading1"/>
+        <w:widowControl/>
       </w:pPr>
       <w:r>
-        <w:rPr>
-          <w:rFonts w:ascii="Calibri" w:hAnsi="Calibri" w:eastAsia="Calibri"/>
-          <w:b/>
-          <w:i w:val="0"/>
-          <w:color w:val="004E8C"/>
-          <w:sz w:val="28"/>
-        </w:rPr>
-        <w:t>Elmi baxımdan əhəmiyyəti</w:t>
+        <w:t>Elm üçün əhəmiyyəti</w:t>
       </w:r>
     </w:p>
     <w:p>
       <w:pPr>
-        <w:spacing w:after="160" w:line="276" w:lineRule="auto"/>
+        <w:widowControl/>
       </w:pPr>
       <w:r>
-        <w:rPr>
-          <w:rFonts w:ascii="Calibri" w:hAnsi="Calibri" w:eastAsia="Calibri"/>
-          <w:b w:val="0"/>
-          <w:i w:val="0"/>
-          <w:sz w:val="22"/>
-        </w:rPr>
-        <w:t>Buxar mühərriki istiliyin hərəkətə çevrilə bilən enerji forması olduğunu göstərdi və bu sual sonradan termodinamikanın əsasını təşkil etdi. Sənaye artıq çayların yerləşdiyi ərazilərdən asılı deyildi. Bunun ardınca dəqiq sual yarandı: müəyyən miqdarda kömürdən nə qədər iş almaq olar? Mühəndis və nəzəriyyəçilər mühərrikləri yalnız tüstü və səsə görə deyil, rəqəmlərlə müqayisə etdikcə bu enerji «gəlir-xərc hesabı» ayrıca elm sahəsinə çevrildi.</w:t>
+        <w:t>Buxar mühərriki istiliyin hərəkətə çevrilə bilən enerji ötürülməsi forması olduğunu göstərdi. Bu məsələ sonralar termodinamikanın — istilik, enerji və iş arasındakı əlaqələri öyrənən elmin — əsas mövzularından oldu. Sənaye artıq çayların yerləşməsindən asılı deyildi. Yeni sual ortaya çıxdı: müəyyən miqdarda kömürdən nə qədər iş almaq olar? Mühəndislər və nəzəriyyəçilər mühərrikləri yalnız tüstüsünə və səsinə görə deyil, ölçülən göstəricilərlə müqayisə etdikcə enerji haqqında elmi biliklər inkişaf etdi.</w:t>
       </w:r>
     </w:p>
     <w:p>
       <w:pPr>
-        <w:keepNext/>
-        <w:spacing w:before="240" w:after="120"/>
+        <w:pStyle w:val="Heading1"/>
+        <w:widowControl/>
       </w:pPr>
       <w:r>
-        <w:rPr>
-          <w:rFonts w:ascii="Calibri" w:hAnsi="Calibri" w:eastAsia="Calibri"/>
-          <w:b/>
-          <w:i w:val="0"/>
-          <w:color w:val="004E8C"/>
-          <w:sz w:val="28"/>
-        </w:rPr>
-        <w:t>Sonrakı inkişaflara necə təsir göstərib</w:t>
+        <w:t>Sonrakı inkişafa təsiri</w:t>
       </w:r>
     </w:p>
     <w:p>
       <w:pPr>
-        <w:spacing w:after="160" w:line="276" w:lineRule="auto"/>
+        <w:widowControl/>
       </w:pPr>
       <w:r>
-        <w:rPr>
-          <w:rFonts w:ascii="Calibri" w:hAnsi="Calibri" w:eastAsia="Calibri"/>
-          <w:b w:val="0"/>
-          <w:i w:val="0"/>
-          <w:sz w:val="22"/>
-        </w:rPr>
-        <w:t>Fabrikləri çaylardan uzaqda tikmək mümkün oldu. Dəmir yolları və buxar gəmiləri qitələr və okeanlar üzrə səyahət vaxtını xeyli azaltdı. Daha sonra buxar turbinləri elektrik enerjisi istehsal etməyə başladı. Daxiliyanma mühərriki və elektrik mühərriki tədricən bir çox işi öz üzərinə götürdü, lakin onlar buxar enerjisinin qurduğu fabrik sistemini miras aldılar. Maşınları dəyişsə də, sənaye şəhəri buxar dövrünün yaratdığı yaşayış formasıdır.</w:t>
+        <w:t>Fabrikləri çaylardan uzaqda qurmaq mümkün oldu. Dəmir yolları və buxar gəmiləri qitələr və okeanlar boyunca səfər müddətini azaltdı. Sonralar buxar turbinləri elektrik istehsalında işlədildi. Daxiliyanma və elektrik mühərrikləri bir çox sahədə buxarı əvəz etsə də, buxar dövründə formalaşmış fabrik sistemini davam etdirdi. Maşınları dəyişsə də, sənaye şəhərinin əsas quruluşu həmin dövrün mirasıdır.</w:t>
       </w:r>
     </w:p>
     <w:p>
       <w:pPr>
-        <w:keepNext/>
-        <w:spacing w:before="240" w:after="120"/>
+        <w:pStyle w:val="Heading1"/>
+        <w:widowControl/>
       </w:pPr>
       <w:r>
-        <w:rPr>
-          <w:rFonts w:ascii="Calibri" w:hAnsi="Calibri" w:eastAsia="Calibri"/>
-          <w:b/>
-          <w:i w:val="0"/>
-          <w:color w:val="004E8C"/>
-          <w:sz w:val="28"/>
-        </w:rPr>
         <w:t>İnsan həyatını necə dəyişib</w:t>
       </w:r>
     </w:p>
     <w:p>
       <w:pPr>
-        <w:spacing w:after="160" w:line="276" w:lineRule="auto"/>
+        <w:widowControl/>
       </w:pPr>
       <w:r>
-        <w:rPr>
-          <w:rFonts w:ascii="Calibri" w:hAnsi="Calibri" w:eastAsia="Calibri"/>
-          <w:b w:val="0"/>
-          <w:i w:val="0"/>
-          <w:sz w:val="22"/>
-        </w:rPr>
-        <w:t>Geyim ucuzlaşdı, səyahət sürətləndi, eyni zamanda tüstü, ağır fabrik əməyi və saatla idarə olunan iş günü yayıldı. Kənd həyatının təbii ritmlərini növbəli iş vaxtı əvəz etdi. Cəmiyyət şəhərləşdi, dəmir yolu və gəmilərlə daha sıx əlaqələndi. Mədənlərdən suyu çıxaran mühərrik insanların işləmək və hərəkət etmək anlayışını da yenidən qurdu.</w:t>
+        <w:t>İnsanlar daha ucuz parça və daha sürətli nəqliyyat qazandılar. Bununla yanaşı, tüstü, ağır fabrik əməyi və saata tabe iş günü də həyatın bir hissəsinə çevrildi. Kənd həyatının təbii ritmini növbəli iş rejimi əvəz etdi. Cəmiyyət şəhərləşdi, dəmir yolu və gəmi əlaqələri genişləndi. Mədənlərdən su çəkən mühərrik insanların həm işləmək, həm də səfər etmək qaydasını dəyişdirdi.</w:t>
       </w:r>
     </w:p>
     <w:p>
       <w:pPr>
-        <w:keepNext/>
-        <w:spacing w:before="240" w:after="120"/>
+        <w:pStyle w:val="Heading1"/>
+        <w:widowControl/>
       </w:pPr>
       <w:r>
-        <w:rPr>
-          <w:rFonts w:ascii="Calibri" w:hAnsi="Calibri" w:eastAsia="Calibri"/>
-          <w:b/>
-          <w:i w:val="0"/>
-          <w:color w:val="004E8C"/>
-          <w:sz w:val="28"/>
-        </w:rPr>
         <w:t>Mənbələr və istinadlar</w:t>
       </w:r>
     </w:p>
     <w:p>
       <w:pPr>
-        <w:keepNext/>
-        <w:spacing w:before="240" w:after="120"/>
+        <w:pStyle w:val="Heading2"/>
+        <w:widowControl/>
       </w:pPr>
       <w:r>
         <w:rPr>
-          <w:rFonts w:ascii="Calibri" w:hAnsi="Calibri" w:eastAsia="Calibri"/>
-          <w:b/>
-          <w:i w:val="0"/>
-          <w:color w:val="004E8C"/>
-          <w:sz w:val="24"/>
+          <w:sz w:val="20"/>
         </w:rPr>
-        <w:t>A. Kitablar və əsas elmi əsərlər</w:t>
+        <w:t>A Kitablar və əsas elmi əsərlər</w:t>
       </w:r>
     </w:p>
     <w:p>
       <w:pPr>
-        <w:spacing w:after="80"/>
-        <w:ind w:left="360"/>
+        <w:widowControl/>
       </w:pPr>
       <w:r>
         <w:rPr>
-          <w:rFonts w:ascii="Calibri" w:hAnsi="Calibri" w:eastAsia="Calibri"/>
-          <w:b w:val="0"/>
-          <w:i w:val="0"/>
-          <w:sz w:val="22"/>
+          <w:sz w:val="20"/>
         </w:rPr>
         <w:t>1. Cardwell, D. S. L. From Watt to Clausius: The Rise of Thermodynamics in the Early Industrial Age. Ithaca: Cornell University Press, 1971.</w:t>
       </w:r>
     </w:p>
     <w:p>
       <w:pPr>
-        <w:spacing w:after="80"/>
-        <w:ind w:left="360"/>
+        <w:widowControl/>
       </w:pPr>
       <w:r>
         <w:rPr>
-          <w:rFonts w:ascii="Calibri" w:hAnsi="Calibri" w:eastAsia="Calibri"/>
-          <w:b w:val="0"/>
-          <w:i w:val="0"/>
-          <w:sz w:val="22"/>
+          <w:sz w:val="20"/>
         </w:rPr>
         <w:t>2. Mokyr, Joel. The Lever of Riches: Technological Creativity and Economic Progress. Oxford: Oxford University Press, 1990.</w:t>
       </w:r>
     </w:p>
     <w:p>
       <w:pPr>
-        <w:keepNext/>
-        <w:spacing w:before="240" w:after="120"/>
+        <w:pStyle w:val="Heading2"/>
+        <w:widowControl/>
       </w:pPr>
       <w:r>
         <w:rPr>
-          <w:rFonts w:ascii="Calibri" w:hAnsi="Calibri" w:eastAsia="Calibri"/>
-          <w:b/>
-          <w:i w:val="0"/>
-          <w:color w:val="004E8C"/>
-          <w:sz w:val="24"/>
+          <w:sz w:val="20"/>
         </w:rPr>
-        <w:t>C. Təşkilatların materialları və ensiklopedik mənbələr</w:t>
+        <w:t>C Qurumların materialları və ensiklopedik mənbələr</w:t>
       </w:r>
     </w:p>
     <w:p>
       <w:pPr>
-        <w:spacing w:after="80"/>
-        <w:ind w:left="360"/>
+        <w:widowControl/>
       </w:pPr>
       <w:r>
         <w:rPr>
-          <w:rFonts w:ascii="Calibri" w:hAnsi="Calibri" w:eastAsia="Calibri"/>
-          <w:b w:val="0"/>
-          <w:i w:val="0"/>
-          <w:sz w:val="22"/>
+          <w:sz w:val="20"/>
         </w:rPr>
-        <w:t>1. Encyclopaedia Britannica. “Steam engine” (“Buxar mühərriki”).</w:t>
-      </w:r>
-      <w:r>
-        <w:rPr>
-          <w:rFonts w:ascii="Calibri" w:hAnsi="Calibri" w:eastAsia="Calibri"/>
-          <w:b w:val="0"/>
-          <w:i w:val="0"/>
-          <w:sz w:val="22"/>
-        </w:rPr>
-        <w:t xml:space="preserve"> </w:t>
+        <w:t xml:space="preserve">1. Encyclopaedia Britannica. 'Steam engine.' </w:t>
       </w:r>
       <w:hyperlink r:id="rId9">
         <w:r>
           <w:rPr>
-            <w:rFonts w:ascii="Calibri" w:hAnsi="Calibri" w:eastAsia="Calibri"/>
-            <w:b w:val="0"/>
-            <w:i w:val="0"/>
-            <w:sz w:val="22"/>
-            <w:color w:val="0563C1"/>
-            <w:u w:val="single"/>
+            <w:sz w:val="20"/>
           </w:rPr>
           <w:t>https://www.britannica.com/technology/steam-engine</w:t>
         </w:r>
       </w:hyperlink>
+      <w:r>
+        <w:rPr>
+          <w:sz w:val="20"/>
+        </w:rPr>
+      </w:r>
     </w:p>
     <w:p>
       <w:pPr>
-        <w:spacing w:after="80"/>
-        <w:ind w:left="360"/>
+        <w:widowControl/>
       </w:pPr>
       <w:r>
         <w:rPr>
-          <w:rFonts w:ascii="Calibri" w:hAnsi="Calibri" w:eastAsia="Calibri"/>
-          <w:b w:val="0"/>
-          <w:i w:val="0"/>
-          <w:sz w:val="22"/>
+          <w:sz w:val="20"/>
         </w:rPr>
-        <w:t>2. Encyclopaedia Britannica. “James Watt” (“Ceyms Uatt”).</w:t>
-      </w:r>
-      <w:r>
-        <w:rPr>
-          <w:rFonts w:ascii="Calibri" w:hAnsi="Calibri" w:eastAsia="Calibri"/>
-          <w:b w:val="0"/>
-          <w:i w:val="0"/>
-          <w:sz w:val="22"/>
-        </w:rPr>
-        <w:t xml:space="preserve"> </w:t>
+        <w:t xml:space="preserve">2. Encyclopaedia Britannica. 'James Watt.' </w:t>
       </w:r>
       <w:hyperlink r:id="rId10">
         <w:r>
           <w:rPr>
-            <w:rFonts w:ascii="Calibri" w:hAnsi="Calibri" w:eastAsia="Calibri"/>
-            <w:b w:val="0"/>
-            <w:i w:val="0"/>
-            <w:sz w:val="22"/>
-            <w:color w:val="0563C1"/>
-            <w:u w:val="single"/>
+            <w:sz w:val="20"/>
           </w:rPr>
           <w:t>https://www.britannica.com/biography/James-Watt</w:t>
         </w:r>
       </w:hyperlink>
-    </w:p>
-    <w:p>
-      <w:pPr>
-        <w:keepNext/>
-        <w:spacing w:before="240" w:after="120"/>
-      </w:pPr>
       <w:r>
         <w:rPr>
-          <w:rFonts w:ascii="Calibri" w:hAnsi="Calibri" w:eastAsia="Calibri"/>
-          <w:b/>
-          <w:i w:val="0"/>
-          <w:color w:val="004E8C"/>
-          <w:sz w:val="24"/>
+          <w:sz w:val="20"/>
         </w:rPr>
-        <w:t>D. Muzey, arxiv və kitabxana materialları</w:t>
       </w:r>
     </w:p>
     <w:p>
       <w:pPr>
-        <w:spacing w:after="80"/>
-        <w:ind w:left="360"/>
+        <w:pStyle w:val="Heading2"/>
+        <w:widowControl/>
       </w:pPr>
       <w:r>
         <w:rPr>
-          <w:rFonts w:ascii="Calibri" w:hAnsi="Calibri" w:eastAsia="Calibri"/>
-          <w:b w:val="0"/>
-          <w:i w:val="0"/>
-          <w:sz w:val="22"/>
+          <w:sz w:val="20"/>
         </w:rPr>
-        <w:t>1. Science Museum (London). Bolton və Uatt, eləcə də buxar enerjisi kolleksiyaları.</w:t>
+        <w:t>D Muzey arxiv və kitabxana materialları</w:t>
       </w:r>
+    </w:p>
+    <w:p>
+      <w:pPr>
+        <w:widowControl/>
+      </w:pPr>
       <w:r>
         <w:rPr>
-          <w:rFonts w:ascii="Calibri" w:hAnsi="Calibri" w:eastAsia="Calibri"/>
-          <w:b w:val="0"/>
-          <w:i w:val="0"/>
-          <w:sz w:val="22"/>
+          <w:sz w:val="20"/>
         </w:rPr>
-        <w:t xml:space="preserve"> </w:t>
+        <w:t xml:space="preserve">1. Science Museum (London). Boulton &amp; Watt and steam power collections. </w:t>
       </w:r>
       <w:hyperlink r:id="rId11">
         <w:r>
           <w:rPr>
-            <w:rFonts w:ascii="Calibri" w:hAnsi="Calibri" w:eastAsia="Calibri"/>
-            <w:b w:val="0"/>
-            <w:i w:val="0"/>
-            <w:sz w:val="22"/>
-            <w:color w:val="0563C1"/>
-            <w:u w:val="single"/>
+            <w:sz w:val="20"/>
           </w:rPr>
           <w:t>https://www.sciencemuseum.org.uk/objects-and-stories</w:t>
         </w:r>
       </w:hyperlink>
+      <w:r>
+        <w:rPr>
+          <w:sz w:val="20"/>
+        </w:rPr>
+      </w:r>
     </w:p>
     <w:p>
       <w:pPr>
-        <w:spacing w:after="80"/>
-        <w:ind w:left="360"/>
+        <w:widowControl/>
       </w:pPr>
       <w:r>
         <w:rPr>
-          <w:rFonts w:ascii="Calibri" w:hAnsi="Calibri" w:eastAsia="Calibri"/>
-          <w:b w:val="0"/>
-          <w:i w:val="0"/>
-          <w:sz w:val="22"/>
+          <w:sz w:val="20"/>
         </w:rPr>
-        <w:t>2. Science and Industry Museum (Manchester). Sənaye inqilabı dövrünün maşınları.</w:t>
-      </w:r>
-      <w:r>
-        <w:rPr>
-          <w:rFonts w:ascii="Calibri" w:hAnsi="Calibri" w:eastAsia="Calibri"/>
-          <w:b w:val="0"/>
-          <w:i w:val="0"/>
-          <w:sz w:val="22"/>
-        </w:rPr>
-        <w:t xml:space="preserve"> </w:t>
+        <w:t xml:space="preserve">2. Science and Industry Museum, Manchester. Industrial Revolution machinery. </w:t>
       </w:r>
       <w:hyperlink r:id="rId12">
         <w:r>
           <w:rPr>
-            <w:rFonts w:ascii="Calibri" w:hAnsi="Calibri" w:eastAsia="Calibri"/>
-            <w:b w:val="0"/>
-            <w:i w:val="0"/>
-            <w:sz w:val="22"/>
-            <w:color w:val="0563C1"/>
-            <w:u w:val="single"/>
+            <w:sz w:val="20"/>
           </w:rPr>
           <w:t>https://www.scienceandindustrymuseum.org.uk/</w:t>
         </w:r>
       </w:hyperlink>
+      <w:r>
+        <w:rPr>
+          <w:sz w:val="20"/>
+        </w:rPr>
+      </w:r>
     </w:p>
     <w:sectPr>
-      <w:pgSz w:w="12240" w:h="15840"/>
-      <w:pgMar w:top="1296" w:right="1440" w:bottom="1296" w:left="1440" w:header="720" w:footer="720" w:gutter="0"/>
+      <w:footerReference w:type="default" r:id="rId13"/>
+      <w:pgSz w:w="11906" w:h="16838"/>
+      <w:pgMar w:top="1020" w:right="1134" w:bottom="1020" w:left="1134" w:header="720" w:footer="720" w:gutter="0"/>
       <w:cols w:space="720"/>
       <w:docGrid w:linePitch="360"/>
     </w:sectPr>
   </w:body>
 </w:document>
+</file>
+
+<file path=word/footer1.xml><?xml version="1.0" encoding="utf-8"?>
+<w:ftr xmlns:m="http://schemas.openxmlformats.org/officeDocument/2006/math" xmlns:mc="http://schemas.openxmlformats.org/markup-compatibility/2006" xmlns:mo="http://schemas.microsoft.com/office/mac/office/2008/main" xmlns:mv="urn:schemas-microsoft-com:mac:vml" xmlns:o="urn:schemas-microsoft-com:office:office" xmlns:r="http://schemas.openxmlformats.org/officeDocument/2006/relationships" xmlns:v="urn:schemas-microsoft-com:vml" xmlns:w10="urn:schemas-microsoft-com:office:word" xmlns:w14="http://schemas.microsoft.com/office/word/2010/wordml" xmlns:w="http://schemas.openxmlformats.org/wordprocessingml/2006/main" xmlns:wne="http://schemas.microsoft.com/office/word/2006/wordml" xmlns:wp14="http://schemas.microsoft.com/office/word/2010/wordprocessingDrawing" xmlns:wp="http://schemas.openxmlformats.org/drawingml/2006/wordprocessingDrawing" xmlns:wpc="http://schemas.microsoft.com/office/word/2010/wordprocessingCanvas" xmlns:wpg="http://schemas.microsoft.com/office/word/2010/wordprocessingGroup" xmlns:wpi="http://schemas.microsoft.com/office/word/2010/wordprocessingInk" xmlns:wps="http://schemas.microsoft.com/office/word/2010/wordprocessingShape" mc:Ignorable="w14 wp14">
+  <w:p>
+    <w:pPr>
+      <w:pStyle w:val="Footer"/>
+      <w:jc w:val="right"/>
+    </w:pPr>
+    <w:fldSimple w:instr="PAGE"/>
+  </w:p>
+</w:ftr>
 </file>
 
 <file path=word/numbering.xml><?xml version="1.0" encoding="utf-8"?>
@@ -787,7 +593,7 @@
   <w:docDefaults>
     <w:rPrDefault>
       <w:rPr>
-        <w:rFonts w:asciiTheme="minorHAnsi" w:eastAsiaTheme="minorEastAsia" w:hAnsiTheme="minorHAnsi" w:cstheme="minorBidi"/>
+        <w:rFonts/>
         <w:sz w:val="22"/>
         <w:szCs w:val="22"/>
         <w:lang w:val="en-US" w:eastAsia="en-US" w:bidi="ar-SA"/>
@@ -942,6 +748,15 @@
     <w:name w:val="Normal"/>
     <w:qFormat/>
     <w:rsid w:val="00FC693F"/>
+    <w:pPr>
+      <w:spacing w:after="120" w:line="259" w:lineRule="auto"/>
+    </w:pPr>
+    <w:rPr>
+      <w:rFonts w:ascii="Times New Roman" w:hAnsi="Times New Roman"/>
+      <w:color w:val="000000"/>
+      <w:sz w:val="24"/>
+      <w:lang w:val="az-Latn-AZ"/>
+    </w:rPr>
   </w:style>
   <w:style w:type="paragraph" w:styleId="Header">
     <w:name w:val="header"/>
@@ -998,16 +813,17 @@
     <w:pPr>
       <w:keepNext/>
       <w:keepLines/>
-      <w:spacing w:before="480" w:after="0"/>
+      <w:spacing w:before="480" w:after="120" w:line="259" w:lineRule="auto"/>
       <w:outlineLvl w:val="0"/>
     </w:pPr>
     <w:rPr>
-      <w:rFonts w:asciiTheme="majorHAnsi" w:eastAsiaTheme="majorEastAsia" w:hAnsiTheme="majorHAnsi" w:cstheme="majorBidi"/>
+      <w:rFonts w:ascii="Times New Roman" w:hAnsi="Times New Roman"/>
       <w:b/>
       <w:bCs/>
-      <w:color w:val="365F91" w:themeColor="accent1" w:themeShade="BF"/>
-      <w:sz w:val="28"/>
+      <w:color w:val="000000"/>
+      <w:sz w:val="26"/>
       <w:szCs w:val="28"/>
+      <w:lang w:val="az-Latn-AZ"/>
     </w:rPr>
   </w:style>
   <w:style w:type="paragraph" w:styleId="Heading2">
@@ -1022,16 +838,17 @@
     <w:pPr>
       <w:keepNext/>
       <w:keepLines/>
-      <w:spacing w:before="200" w:after="0"/>
+      <w:spacing w:before="200" w:after="120" w:line="259" w:lineRule="auto"/>
       <w:outlineLvl w:val="1"/>
     </w:pPr>
     <w:rPr>
-      <w:rFonts w:asciiTheme="majorHAnsi" w:eastAsiaTheme="majorEastAsia" w:hAnsiTheme="majorHAnsi" w:cstheme="majorBidi"/>
+      <w:rFonts w:ascii="Times New Roman" w:hAnsi="Times New Roman"/>
       <w:b/>
       <w:bCs/>
-      <w:color w:val="4F81BD" w:themeColor="accent1"/>
+      <w:color w:val="000000"/>
       <w:sz w:val="26"/>
       <w:szCs w:val="26"/>
+      <w:lang w:val="az-Latn-AZ"/>
     </w:rPr>
   </w:style>
   <w:style w:type="paragraph" w:styleId="Heading3">
@@ -1050,7 +867,7 @@
       <w:outlineLvl w:val="2"/>
     </w:pPr>
     <w:rPr>
-      <w:rFonts w:asciiTheme="majorHAnsi" w:eastAsiaTheme="majorEastAsia" w:hAnsiTheme="majorHAnsi" w:cstheme="majorBidi"/>
+      <w:rFonts/>
       <w:b/>
       <w:bCs/>
       <w:color w:val="4F81BD" w:themeColor="accent1"/>
@@ -1073,7 +890,7 @@
       <w:outlineLvl w:val="3"/>
     </w:pPr>
     <w:rPr>
-      <w:rFonts w:asciiTheme="majorHAnsi" w:eastAsiaTheme="majorEastAsia" w:hAnsiTheme="majorHAnsi" w:cstheme="majorBidi"/>
+      <w:rFonts/>
       <w:b/>
       <w:bCs/>
       <w:i/>
@@ -1098,7 +915,7 @@
       <w:outlineLvl w:val="4"/>
     </w:pPr>
     <w:rPr>
-      <w:rFonts w:asciiTheme="majorHAnsi" w:eastAsiaTheme="majorEastAsia" w:hAnsiTheme="majorHAnsi" w:cstheme="majorBidi"/>
+      <w:rFonts/>
       <w:color w:val="243F60" w:themeColor="accent1" w:themeShade="7F"/>
     </w:rPr>
   </w:style>
@@ -1119,7 +936,7 @@
       <w:outlineLvl w:val="5"/>
     </w:pPr>
     <w:rPr>
-      <w:rFonts w:asciiTheme="majorHAnsi" w:eastAsiaTheme="majorEastAsia" w:hAnsiTheme="majorHAnsi" w:cstheme="majorBidi"/>
+      <w:rFonts/>
       <w:i/>
       <w:iCs/>
       <w:color w:val="243F60" w:themeColor="accent1" w:themeShade="7F"/>
@@ -1142,7 +959,7 @@
       <w:outlineLvl w:val="6"/>
     </w:pPr>
     <w:rPr>
-      <w:rFonts w:asciiTheme="majorHAnsi" w:eastAsiaTheme="majorEastAsia" w:hAnsiTheme="majorHAnsi" w:cstheme="majorBidi"/>
+      <w:rFonts/>
       <w:i/>
       <w:iCs/>
       <w:color w:val="404040" w:themeColor="text1" w:themeTint="BF"/>
@@ -1165,7 +982,7 @@
       <w:outlineLvl w:val="7"/>
     </w:pPr>
     <w:rPr>
-      <w:rFonts w:asciiTheme="majorHAnsi" w:eastAsiaTheme="majorEastAsia" w:hAnsiTheme="majorHAnsi" w:cstheme="majorBidi"/>
+      <w:rFonts/>
       <w:color w:val="4F81BD" w:themeColor="accent1"/>
       <w:sz w:val="20"/>
       <w:szCs w:val="20"/>
@@ -1188,7 +1005,7 @@
       <w:outlineLvl w:val="8"/>
     </w:pPr>
     <w:rPr>
-      <w:rFonts w:asciiTheme="majorHAnsi" w:eastAsiaTheme="majorEastAsia" w:hAnsiTheme="majorHAnsi" w:cstheme="majorBidi"/>
+      <w:rFonts/>
       <w:i/>
       <w:iCs/>
       <w:color w:val="404040" w:themeColor="text1" w:themeTint="BF"/>
@@ -1239,7 +1056,7 @@
     <w:uiPriority w:val="9"/>
     <w:rsid w:val="00FC693F"/>
     <w:rPr>
-      <w:rFonts w:asciiTheme="majorHAnsi" w:eastAsiaTheme="majorEastAsia" w:hAnsiTheme="majorHAnsi" w:cstheme="majorBidi"/>
+      <w:rFonts/>
       <w:b/>
       <w:bCs/>
       <w:color w:val="365F91" w:themeColor="accent1" w:themeShade="BF"/>
@@ -1254,7 +1071,7 @@
     <w:uiPriority w:val="9"/>
     <w:rsid w:val="00FC693F"/>
     <w:rPr>
-      <w:rFonts w:asciiTheme="majorHAnsi" w:eastAsiaTheme="majorEastAsia" w:hAnsiTheme="majorHAnsi" w:cstheme="majorBidi"/>
+      <w:rFonts/>
       <w:b/>
       <w:bCs/>
       <w:color w:val="4F81BD" w:themeColor="accent1"/>
@@ -1269,7 +1086,7 @@
     <w:uiPriority w:val="9"/>
     <w:rsid w:val="00FC693F"/>
     <w:rPr>
-      <w:rFonts w:asciiTheme="majorHAnsi" w:eastAsiaTheme="majorEastAsia" w:hAnsiTheme="majorHAnsi" w:cstheme="majorBidi"/>
+      <w:rFonts/>
       <w:b/>
       <w:bCs/>
       <w:color w:val="4F81BD" w:themeColor="accent1"/>
@@ -1284,19 +1101,17 @@
     <w:qFormat/>
     <w:rsid w:val="00FC693F"/>
     <w:pPr>
-      <w:pBdr>
-        <w:bottom w:val="single" w:sz="8" w:space="4" w:color="4F81BD" w:themeColor="accent1"/>
-      </w:pBdr>
-      <w:spacing w:after="300" w:line="240" w:lineRule="auto"/>
+      <w:spacing w:after="120" w:line="259" w:lineRule="auto"/>
       <w:contextualSpacing/>
     </w:pPr>
     <w:rPr>
-      <w:rFonts w:asciiTheme="majorHAnsi" w:eastAsiaTheme="majorEastAsia" w:hAnsiTheme="majorHAnsi" w:cstheme="majorBidi"/>
-      <w:color w:val="17365D" w:themeColor="text2" w:themeShade="BF"/>
+      <w:rFonts w:ascii="Times New Roman" w:hAnsi="Times New Roman"/>
+      <w:color w:val="000000"/>
       <w:spacing w:val="5"/>
       <w:kern w:val="28"/>
-      <w:sz w:val="52"/>
+      <w:sz w:val="40"/>
       <w:szCs w:val="52"/>
+      <w:lang w:val="az-Latn-AZ"/>
     </w:rPr>
   </w:style>
   <w:style w:type="character" w:customStyle="1" w:styleId="TitleChar">
@@ -1306,7 +1121,7 @@
     <w:uiPriority w:val="10"/>
     <w:rsid w:val="00FC693F"/>
     <w:rPr>
-      <w:rFonts w:asciiTheme="majorHAnsi" w:eastAsiaTheme="majorEastAsia" w:hAnsiTheme="majorHAnsi" w:cstheme="majorBidi"/>
+      <w:rFonts/>
       <w:color w:val="17365D" w:themeColor="text2" w:themeShade="BF"/>
       <w:spacing w:val="5"/>
       <w:kern w:val="28"/>
@@ -1328,7 +1143,7 @@
       </w:numPr>
     </w:pPr>
     <w:rPr>
-      <w:rFonts w:asciiTheme="majorHAnsi" w:eastAsiaTheme="majorEastAsia" w:hAnsiTheme="majorHAnsi" w:cstheme="majorBidi"/>
+      <w:rFonts/>
       <w:i/>
       <w:iCs/>
       <w:color w:val="4F81BD" w:themeColor="accent1"/>
@@ -1344,7 +1159,7 @@
     <w:uiPriority w:val="11"/>
     <w:rsid w:val="00FC693F"/>
     <w:rPr>
-      <w:rFonts w:asciiTheme="majorHAnsi" w:eastAsiaTheme="majorEastAsia" w:hAnsiTheme="majorHAnsi" w:cstheme="majorBidi"/>
+      <w:rFonts/>
       <w:i/>
       <w:iCs/>
       <w:color w:val="4F81BD" w:themeColor="accent1"/>
@@ -1469,8 +1284,15 @@
       <w:numPr>
         <w:numId w:val="1"/>
       </w:numPr>
+      <w:spacing w:after="120" w:line="259" w:lineRule="auto"/>
       <w:contextualSpacing/>
     </w:pPr>
+    <w:rPr>
+      <w:rFonts w:ascii="Times New Roman" w:hAnsi="Times New Roman"/>
+      <w:color w:val="000000"/>
+      <w:sz w:val="24"/>
+      <w:lang w:val="az-Latn-AZ"/>
+    </w:rPr>
   </w:style>
   <w:style w:type="paragraph" w:styleId="ListBullet2">
     <w:name w:val="List Bullet 2"/>
@@ -1642,7 +1464,7 @@
     <w:semiHidden/>
     <w:rsid w:val="00FC693F"/>
     <w:rPr>
-      <w:rFonts w:asciiTheme="majorHAnsi" w:eastAsiaTheme="majorEastAsia" w:hAnsiTheme="majorHAnsi" w:cstheme="majorBidi"/>
+      <w:rFonts/>
       <w:b/>
       <w:bCs/>
       <w:i/>
@@ -1658,7 +1480,7 @@
     <w:semiHidden/>
     <w:rsid w:val="00FC693F"/>
     <w:rPr>
-      <w:rFonts w:asciiTheme="majorHAnsi" w:eastAsiaTheme="majorEastAsia" w:hAnsiTheme="majorHAnsi" w:cstheme="majorBidi"/>
+      <w:rFonts/>
       <w:color w:val="243F60" w:themeColor="accent1" w:themeShade="7F"/>
     </w:rPr>
   </w:style>
@@ -1670,7 +1492,7 @@
     <w:semiHidden/>
     <w:rsid w:val="00FC693F"/>
     <w:rPr>
-      <w:rFonts w:asciiTheme="majorHAnsi" w:eastAsiaTheme="majorEastAsia" w:hAnsiTheme="majorHAnsi" w:cstheme="majorBidi"/>
+      <w:rFonts/>
       <w:i/>
       <w:iCs/>
       <w:color w:val="243F60" w:themeColor="accent1" w:themeShade="7F"/>
@@ -1684,7 +1506,7 @@
     <w:semiHidden/>
     <w:rsid w:val="00FC693F"/>
     <w:rPr>
-      <w:rFonts w:asciiTheme="majorHAnsi" w:eastAsiaTheme="majorEastAsia" w:hAnsiTheme="majorHAnsi" w:cstheme="majorBidi"/>
+      <w:rFonts/>
       <w:i/>
       <w:iCs/>
       <w:color w:val="404040" w:themeColor="text1" w:themeTint="BF"/>
@@ -1698,7 +1520,7 @@
     <w:semiHidden/>
     <w:rsid w:val="00FC693F"/>
     <w:rPr>
-      <w:rFonts w:asciiTheme="majorHAnsi" w:eastAsiaTheme="majorEastAsia" w:hAnsiTheme="majorHAnsi" w:cstheme="majorBidi"/>
+      <w:rFonts/>
       <w:color w:val="4F81BD" w:themeColor="accent1"/>
       <w:sz w:val="20"/>
       <w:szCs w:val="20"/>
@@ -1712,7 +1534,7 @@
     <w:semiHidden/>
     <w:rsid w:val="00FC693F"/>
     <w:rPr>
-      <w:rFonts w:asciiTheme="majorHAnsi" w:eastAsiaTheme="majorEastAsia" w:hAnsiTheme="majorHAnsi" w:cstheme="majorBidi"/>
+      <w:rFonts/>
       <w:i/>
       <w:iCs/>
       <w:color w:val="404040" w:themeColor="text1" w:themeTint="BF"/>
@@ -1771,9 +1593,6 @@
     <w:qFormat/>
     <w:rsid w:val="00FC693F"/>
     <w:pPr>
-      <w:pBdr>
-        <w:bottom w:val="single" w:sz="4" w:space="4" w:color="4F81BD" w:themeColor="accent1"/>
-      </w:pBdr>
       <w:spacing w:before="200" w:after="280"/>
       <w:ind w:left="936" w:right="936"/>
     </w:pPr>
@@ -3301,7 +3120,7 @@
         <w:spacing w:before="0" w:after="0" w:line="240" w:lineRule="auto"/>
       </w:pPr>
       <w:rPr>
-        <w:rFonts w:asciiTheme="majorHAnsi" w:eastAsiaTheme="majorEastAsia" w:hAnsiTheme="majorHAnsi" w:cstheme="majorBidi"/>
+        <w:rFonts/>
         <w:b/>
         <w:bCs/>
       </w:rPr>
@@ -3322,7 +3141,7 @@
         <w:spacing w:before="0" w:after="0" w:line="240" w:lineRule="auto"/>
       </w:pPr>
       <w:rPr>
-        <w:rFonts w:asciiTheme="majorHAnsi" w:eastAsiaTheme="majorEastAsia" w:hAnsiTheme="majorHAnsi" w:cstheme="majorBidi"/>
+        <w:rFonts/>
         <w:b/>
         <w:bCs/>
       </w:rPr>
@@ -3340,14 +3159,14 @@
     </w:tblStylePr>
     <w:tblStylePr w:type="firstCol">
       <w:rPr>
-        <w:rFonts w:asciiTheme="majorHAnsi" w:eastAsiaTheme="majorEastAsia" w:hAnsiTheme="majorHAnsi" w:cstheme="majorBidi"/>
+        <w:rFonts/>
         <w:b/>
         <w:bCs/>
       </w:rPr>
     </w:tblStylePr>
     <w:tblStylePr w:type="lastCol">
       <w:rPr>
-        <w:rFonts w:asciiTheme="majorHAnsi" w:eastAsiaTheme="majorEastAsia" w:hAnsiTheme="majorHAnsi" w:cstheme="majorBidi"/>
+        <w:rFonts/>
         <w:b/>
         <w:bCs/>
       </w:rPr>
@@ -3431,7 +3250,7 @@
         <w:spacing w:before="0" w:after="0" w:line="240" w:lineRule="auto"/>
       </w:pPr>
       <w:rPr>
-        <w:rFonts w:asciiTheme="majorHAnsi" w:eastAsiaTheme="majorEastAsia" w:hAnsiTheme="majorHAnsi" w:cstheme="majorBidi"/>
+        <w:rFonts/>
         <w:b/>
         <w:bCs/>
       </w:rPr>
@@ -3452,7 +3271,7 @@
         <w:spacing w:before="0" w:after="0" w:line="240" w:lineRule="auto"/>
       </w:pPr>
       <w:rPr>
-        <w:rFonts w:asciiTheme="majorHAnsi" w:eastAsiaTheme="majorEastAsia" w:hAnsiTheme="majorHAnsi" w:cstheme="majorBidi"/>
+        <w:rFonts/>
         <w:b/>
         <w:bCs/>
       </w:rPr>
@@ -3470,14 +3289,14 @@
     </w:tblStylePr>
     <w:tblStylePr w:type="firstCol">
       <w:rPr>
-        <w:rFonts w:asciiTheme="majorHAnsi" w:eastAsiaTheme="majorEastAsia" w:hAnsiTheme="majorHAnsi" w:cstheme="majorBidi"/>
+        <w:rFonts/>
         <w:b/>
         <w:bCs/>
       </w:rPr>
     </w:tblStylePr>
     <w:tblStylePr w:type="lastCol">
       <w:rPr>
-        <w:rFonts w:asciiTheme="majorHAnsi" w:eastAsiaTheme="majorEastAsia" w:hAnsiTheme="majorHAnsi" w:cstheme="majorBidi"/>
+        <w:rFonts/>
         <w:b/>
         <w:bCs/>
       </w:rPr>
@@ -3561,7 +3380,7 @@
         <w:spacing w:before="0" w:after="0" w:line="240" w:lineRule="auto"/>
       </w:pPr>
       <w:rPr>
-        <w:rFonts w:asciiTheme="majorHAnsi" w:eastAsiaTheme="majorEastAsia" w:hAnsiTheme="majorHAnsi" w:cstheme="majorBidi"/>
+        <w:rFonts/>
         <w:b/>
         <w:bCs/>
       </w:rPr>
@@ -3582,7 +3401,7 @@
         <w:spacing w:before="0" w:after="0" w:line="240" w:lineRule="auto"/>
       </w:pPr>
       <w:rPr>
-        <w:rFonts w:asciiTheme="majorHAnsi" w:eastAsiaTheme="majorEastAsia" w:hAnsiTheme="majorHAnsi" w:cstheme="majorBidi"/>
+        <w:rFonts/>
         <w:b/>
         <w:bCs/>
       </w:rPr>
@@ -3600,14 +3419,14 @@
     </w:tblStylePr>
     <w:tblStylePr w:type="firstCol">
       <w:rPr>
-        <w:rFonts w:asciiTheme="majorHAnsi" w:eastAsiaTheme="majorEastAsia" w:hAnsiTheme="majorHAnsi" w:cstheme="majorBidi"/>
+        <w:rFonts/>
         <w:b/>
         <w:bCs/>
       </w:rPr>
     </w:tblStylePr>
     <w:tblStylePr w:type="lastCol">
       <w:rPr>
-        <w:rFonts w:asciiTheme="majorHAnsi" w:eastAsiaTheme="majorEastAsia" w:hAnsiTheme="majorHAnsi" w:cstheme="majorBidi"/>
+        <w:rFonts/>
         <w:b/>
         <w:bCs/>
       </w:rPr>
@@ -3691,7 +3510,7 @@
         <w:spacing w:before="0" w:after="0" w:line="240" w:lineRule="auto"/>
       </w:pPr>
       <w:rPr>
-        <w:rFonts w:asciiTheme="majorHAnsi" w:eastAsiaTheme="majorEastAsia" w:hAnsiTheme="majorHAnsi" w:cstheme="majorBidi"/>
+        <w:rFonts/>
         <w:b/>
         <w:bCs/>
       </w:rPr>
@@ -3712,7 +3531,7 @@
         <w:spacing w:before="0" w:after="0" w:line="240" w:lineRule="auto"/>
       </w:pPr>
       <w:rPr>
-        <w:rFonts w:asciiTheme="majorHAnsi" w:eastAsiaTheme="majorEastAsia" w:hAnsiTheme="majorHAnsi" w:cstheme="majorBidi"/>
+        <w:rFonts/>
         <w:b/>
         <w:bCs/>
       </w:rPr>
@@ -3730,14 +3549,14 @@
     </w:tblStylePr>
     <w:tblStylePr w:type="firstCol">
       <w:rPr>
-        <w:rFonts w:asciiTheme="majorHAnsi" w:eastAsiaTheme="majorEastAsia" w:hAnsiTheme="majorHAnsi" w:cstheme="majorBidi"/>
+        <w:rFonts/>
         <w:b/>
         <w:bCs/>
       </w:rPr>
     </w:tblStylePr>
     <w:tblStylePr w:type="lastCol">
       <w:rPr>
-        <w:rFonts w:asciiTheme="majorHAnsi" w:eastAsiaTheme="majorEastAsia" w:hAnsiTheme="majorHAnsi" w:cstheme="majorBidi"/>
+        <w:rFonts/>
         <w:b/>
         <w:bCs/>
       </w:rPr>
@@ -3821,7 +3640,7 @@
         <w:spacing w:before="0" w:after="0" w:line="240" w:lineRule="auto"/>
       </w:pPr>
       <w:rPr>
-        <w:rFonts w:asciiTheme="majorHAnsi" w:eastAsiaTheme="majorEastAsia" w:hAnsiTheme="majorHAnsi" w:cstheme="majorBidi"/>
+        <w:rFonts/>
         <w:b/>
         <w:bCs/>
       </w:rPr>
@@ -3842,7 +3661,7 @@
         <w:spacing w:before="0" w:after="0" w:line="240" w:lineRule="auto"/>
       </w:pPr>
       <w:rPr>
-        <w:rFonts w:asciiTheme="majorHAnsi" w:eastAsiaTheme="majorEastAsia" w:hAnsiTheme="majorHAnsi" w:cstheme="majorBidi"/>
+        <w:rFonts/>
         <w:b/>
         <w:bCs/>
       </w:rPr>
@@ -3860,14 +3679,14 @@
     </w:tblStylePr>
     <w:tblStylePr w:type="firstCol">
       <w:rPr>
-        <w:rFonts w:asciiTheme="majorHAnsi" w:eastAsiaTheme="majorEastAsia" w:hAnsiTheme="majorHAnsi" w:cstheme="majorBidi"/>
+        <w:rFonts/>
         <w:b/>
         <w:bCs/>
       </w:rPr>
     </w:tblStylePr>
     <w:tblStylePr w:type="lastCol">
       <w:rPr>
-        <w:rFonts w:asciiTheme="majorHAnsi" w:eastAsiaTheme="majorEastAsia" w:hAnsiTheme="majorHAnsi" w:cstheme="majorBidi"/>
+        <w:rFonts/>
         <w:b/>
         <w:bCs/>
       </w:rPr>
@@ -3951,7 +3770,7 @@
         <w:spacing w:before="0" w:after="0" w:line="240" w:lineRule="auto"/>
       </w:pPr>
       <w:rPr>
-        <w:rFonts w:asciiTheme="majorHAnsi" w:eastAsiaTheme="majorEastAsia" w:hAnsiTheme="majorHAnsi" w:cstheme="majorBidi"/>
+        <w:rFonts/>
         <w:b/>
         <w:bCs/>
       </w:rPr>
@@ -3972,7 +3791,7 @@
         <w:spacing w:before="0" w:after="0" w:line="240" w:lineRule="auto"/>
       </w:pPr>
       <w:rPr>
-        <w:rFonts w:asciiTheme="majorHAnsi" w:eastAsiaTheme="majorEastAsia" w:hAnsiTheme="majorHAnsi" w:cstheme="majorBidi"/>
+        <w:rFonts/>
         <w:b/>
         <w:bCs/>
       </w:rPr>
@@ -3990,14 +3809,14 @@
     </w:tblStylePr>
     <w:tblStylePr w:type="firstCol">
       <w:rPr>
-        <w:rFonts w:asciiTheme="majorHAnsi" w:eastAsiaTheme="majorEastAsia" w:hAnsiTheme="majorHAnsi" w:cstheme="majorBidi"/>
+        <w:rFonts/>
         <w:b/>
         <w:bCs/>
       </w:rPr>
     </w:tblStylePr>
     <w:tblStylePr w:type="lastCol">
       <w:rPr>
-        <w:rFonts w:asciiTheme="majorHAnsi" w:eastAsiaTheme="majorEastAsia" w:hAnsiTheme="majorHAnsi" w:cstheme="majorBidi"/>
+        <w:rFonts/>
         <w:b/>
         <w:bCs/>
       </w:rPr>
@@ -4081,7 +3900,7 @@
         <w:spacing w:before="0" w:after="0" w:line="240" w:lineRule="auto"/>
       </w:pPr>
       <w:rPr>
-        <w:rFonts w:asciiTheme="majorHAnsi" w:eastAsiaTheme="majorEastAsia" w:hAnsiTheme="majorHAnsi" w:cstheme="majorBidi"/>
+        <w:rFonts/>
         <w:b/>
         <w:bCs/>
       </w:rPr>
@@ -4102,7 +3921,7 @@
         <w:spacing w:before="0" w:after="0" w:line="240" w:lineRule="auto"/>
       </w:pPr>
       <w:rPr>
-        <w:rFonts w:asciiTheme="majorHAnsi" w:eastAsiaTheme="majorEastAsia" w:hAnsiTheme="majorHAnsi" w:cstheme="majorBidi"/>
+        <w:rFonts/>
         <w:b/>
         <w:bCs/>
       </w:rPr>
@@ -4120,14 +3939,14 @@
     </w:tblStylePr>
     <w:tblStylePr w:type="firstCol">
       <w:rPr>
-        <w:rFonts w:asciiTheme="majorHAnsi" w:eastAsiaTheme="majorEastAsia" w:hAnsiTheme="majorHAnsi" w:cstheme="majorBidi"/>
+        <w:rFonts/>
         <w:b/>
         <w:bCs/>
       </w:rPr>
     </w:tblStylePr>
     <w:tblStylePr w:type="lastCol">
       <w:rPr>
-        <w:rFonts w:asciiTheme="majorHAnsi" w:eastAsiaTheme="majorEastAsia" w:hAnsiTheme="majorHAnsi" w:cstheme="majorBidi"/>
+        <w:rFonts/>
         <w:b/>
         <w:bCs/>
       </w:rPr>
@@ -5992,7 +5811,7 @@
     </w:tblPr>
     <w:tblStylePr w:type="firstRow">
       <w:rPr>
-        <w:rFonts w:asciiTheme="majorHAnsi" w:eastAsiaTheme="majorEastAsia" w:hAnsiTheme="majorHAnsi" w:cstheme="majorBidi"/>
+        <w:rFonts/>
       </w:rPr>
       <w:tblPr/>
       <w:tcPr>
@@ -6076,7 +5895,7 @@
     </w:tblPr>
     <w:tblStylePr w:type="firstRow">
       <w:rPr>
-        <w:rFonts w:asciiTheme="majorHAnsi" w:eastAsiaTheme="majorEastAsia" w:hAnsiTheme="majorHAnsi" w:cstheme="majorBidi"/>
+        <w:rFonts/>
       </w:rPr>
       <w:tblPr/>
       <w:tcPr>
@@ -6160,7 +5979,7 @@
     </w:tblPr>
     <w:tblStylePr w:type="firstRow">
       <w:rPr>
-        <w:rFonts w:asciiTheme="majorHAnsi" w:eastAsiaTheme="majorEastAsia" w:hAnsiTheme="majorHAnsi" w:cstheme="majorBidi"/>
+        <w:rFonts/>
       </w:rPr>
       <w:tblPr/>
       <w:tcPr>
@@ -6244,7 +6063,7 @@
     </w:tblPr>
     <w:tblStylePr w:type="firstRow">
       <w:rPr>
-        <w:rFonts w:asciiTheme="majorHAnsi" w:eastAsiaTheme="majorEastAsia" w:hAnsiTheme="majorHAnsi" w:cstheme="majorBidi"/>
+        <w:rFonts/>
       </w:rPr>
       <w:tblPr/>
       <w:tcPr>
@@ -6328,7 +6147,7 @@
     </w:tblPr>
     <w:tblStylePr w:type="firstRow">
       <w:rPr>
-        <w:rFonts w:asciiTheme="majorHAnsi" w:eastAsiaTheme="majorEastAsia" w:hAnsiTheme="majorHAnsi" w:cstheme="majorBidi"/>
+        <w:rFonts/>
       </w:rPr>
       <w:tblPr/>
       <w:tcPr>
@@ -6412,7 +6231,7 @@
     </w:tblPr>
     <w:tblStylePr w:type="firstRow">
       <w:rPr>
-        <w:rFonts w:asciiTheme="majorHAnsi" w:eastAsiaTheme="majorEastAsia" w:hAnsiTheme="majorHAnsi" w:cstheme="majorBidi"/>
+        <w:rFonts/>
       </w:rPr>
       <w:tblPr/>
       <w:tcPr>
@@ -6496,7 +6315,7 @@
     </w:tblPr>
     <w:tblStylePr w:type="firstRow">
       <w:rPr>
-        <w:rFonts w:asciiTheme="majorHAnsi" w:eastAsiaTheme="majorEastAsia" w:hAnsiTheme="majorHAnsi" w:cstheme="majorBidi"/>
+        <w:rFonts/>
       </w:rPr>
       <w:tblPr/>
       <w:tcPr>
@@ -6561,7 +6380,7 @@
       <w:spacing w:after="0" w:line="240" w:lineRule="auto"/>
     </w:pPr>
     <w:rPr>
-      <w:rFonts w:asciiTheme="majorHAnsi" w:eastAsiaTheme="majorEastAsia" w:hAnsiTheme="majorHAnsi" w:cstheme="majorBidi"/>
+      <w:rFonts/>
       <w:color w:val="000000" w:themeColor="text1"/>
     </w:rPr>
     <w:tblPr>
@@ -6689,7 +6508,7 @@
       <w:spacing w:after="0" w:line="240" w:lineRule="auto"/>
     </w:pPr>
     <w:rPr>
-      <w:rFonts w:asciiTheme="majorHAnsi" w:eastAsiaTheme="majorEastAsia" w:hAnsiTheme="majorHAnsi" w:cstheme="majorBidi"/>
+      <w:rFonts/>
       <w:color w:val="000000" w:themeColor="text1"/>
     </w:rPr>
     <w:tblPr>
@@ -6817,7 +6636,7 @@
       <w:spacing w:after="0" w:line="240" w:lineRule="auto"/>
     </w:pPr>
     <w:rPr>
-      <w:rFonts w:asciiTheme="majorHAnsi" w:eastAsiaTheme="majorEastAsia" w:hAnsiTheme="majorHAnsi" w:cstheme="majorBidi"/>
+      <w:rFonts/>
       <w:color w:val="000000" w:themeColor="text1"/>
     </w:rPr>
     <w:tblPr>
@@ -6945,7 +6764,7 @@
       <w:spacing w:after="0" w:line="240" w:lineRule="auto"/>
     </w:pPr>
     <w:rPr>
-      <w:rFonts w:asciiTheme="majorHAnsi" w:eastAsiaTheme="majorEastAsia" w:hAnsiTheme="majorHAnsi" w:cstheme="majorBidi"/>
+      <w:rFonts/>
       <w:color w:val="000000" w:themeColor="text1"/>
     </w:rPr>
     <w:tblPr>
@@ -7073,7 +6892,7 @@
       <w:spacing w:after="0" w:line="240" w:lineRule="auto"/>
     </w:pPr>
     <w:rPr>
-      <w:rFonts w:asciiTheme="majorHAnsi" w:eastAsiaTheme="majorEastAsia" w:hAnsiTheme="majorHAnsi" w:cstheme="majorBidi"/>
+      <w:rFonts/>
       <w:color w:val="000000" w:themeColor="text1"/>
     </w:rPr>
     <w:tblPr>
@@ -7201,7 +7020,7 @@
       <w:spacing w:after="0" w:line="240" w:lineRule="auto"/>
     </w:pPr>
     <w:rPr>
-      <w:rFonts w:asciiTheme="majorHAnsi" w:eastAsiaTheme="majorEastAsia" w:hAnsiTheme="majorHAnsi" w:cstheme="majorBidi"/>
+      <w:rFonts/>
       <w:color w:val="000000" w:themeColor="text1"/>
     </w:rPr>
     <w:tblPr>
@@ -7329,7 +7148,7 @@
       <w:spacing w:after="0" w:line="240" w:lineRule="auto"/>
     </w:pPr>
     <w:rPr>
-      <w:rFonts w:asciiTheme="majorHAnsi" w:eastAsiaTheme="majorEastAsia" w:hAnsiTheme="majorHAnsi" w:cstheme="majorBidi"/>
+      <w:rFonts/>
       <w:color w:val="000000" w:themeColor="text1"/>
     </w:rPr>
     <w:tblPr>
@@ -7968,7 +7787,7 @@
       <w:spacing w:after="0" w:line="240" w:lineRule="auto"/>
     </w:pPr>
     <w:rPr>
-      <w:rFonts w:asciiTheme="majorHAnsi" w:eastAsiaTheme="majorEastAsia" w:hAnsiTheme="majorHAnsi" w:cstheme="majorBidi"/>
+      <w:rFonts/>
       <w:color w:val="000000" w:themeColor="text1"/>
     </w:rPr>
     <w:tblPr>
@@ -8093,7 +7912,7 @@
       <w:spacing w:after="0" w:line="240" w:lineRule="auto"/>
     </w:pPr>
     <w:rPr>
-      <w:rFonts w:asciiTheme="majorHAnsi" w:eastAsiaTheme="majorEastAsia" w:hAnsiTheme="majorHAnsi" w:cstheme="majorBidi"/>
+      <w:rFonts/>
       <w:color w:val="000000" w:themeColor="text1"/>
     </w:rPr>
     <w:tblPr>
@@ -8218,7 +8037,7 @@
       <w:spacing w:after="0" w:line="240" w:lineRule="auto"/>
     </w:pPr>
     <w:rPr>
-      <w:rFonts w:asciiTheme="majorHAnsi" w:eastAsiaTheme="majorEastAsia" w:hAnsiTheme="majorHAnsi" w:cstheme="majorBidi"/>
+      <w:rFonts/>
       <w:color w:val="000000" w:themeColor="text1"/>
     </w:rPr>
     <w:tblPr>
@@ -8343,7 +8162,7 @@
       <w:spacing w:after="0" w:line="240" w:lineRule="auto"/>
     </w:pPr>
     <w:rPr>
-      <w:rFonts w:asciiTheme="majorHAnsi" w:eastAsiaTheme="majorEastAsia" w:hAnsiTheme="majorHAnsi" w:cstheme="majorBidi"/>
+      <w:rFonts/>
       <w:color w:val="000000" w:themeColor="text1"/>
     </w:rPr>
     <w:tblPr>
@@ -8468,7 +8287,7 @@
       <w:spacing w:after="0" w:line="240" w:lineRule="auto"/>
     </w:pPr>
     <w:rPr>
-      <w:rFonts w:asciiTheme="majorHAnsi" w:eastAsiaTheme="majorEastAsia" w:hAnsiTheme="majorHAnsi" w:cstheme="majorBidi"/>
+      <w:rFonts/>
       <w:color w:val="000000" w:themeColor="text1"/>
     </w:rPr>
     <w:tblPr>
@@ -8593,7 +8412,7 @@
       <w:spacing w:after="0" w:line="240" w:lineRule="auto"/>
     </w:pPr>
     <w:rPr>
-      <w:rFonts w:asciiTheme="majorHAnsi" w:eastAsiaTheme="majorEastAsia" w:hAnsiTheme="majorHAnsi" w:cstheme="majorBidi"/>
+      <w:rFonts/>
       <w:color w:val="000000" w:themeColor="text1"/>
     </w:rPr>
     <w:tblPr>
@@ -8718,7 +8537,7 @@
       <w:spacing w:after="0" w:line="240" w:lineRule="auto"/>
     </w:pPr>
     <w:rPr>
-      <w:rFonts w:asciiTheme="majorHAnsi" w:eastAsiaTheme="majorEastAsia" w:hAnsiTheme="majorHAnsi" w:cstheme="majorBidi"/>
+      <w:rFonts/>
       <w:color w:val="000000" w:themeColor="text1"/>
     </w:rPr>
     <w:tblPr>

--- a/az/discovery-articles/3.1 Buxar mühərriki.docx
+++ b/az/discovery-articles/3.1 Buxar mühərriki.docx
@@ -32,7 +32,7 @@
         <w:rPr>
           <w:sz w:val="20"/>
         </w:rPr>
-        <w:t>Dövr: 1712 (Nyukomenin atmosfer mühərriki); 1769 (Vattın ayrıca kondensator üçün patenti) | Əsas şəxslər: Tomas Nyukomen; Ceyms Vatt (quruluşun təkmilləşdirilməsi); Riçard Trevitik (yüksək təzyiqli buxar)</w:t>
+        <w:t>Dövr: 1712-ci il — Nyukomenin atmosfer mühərriki; 1769-cu il — Vattın ayrıca kondensator üçün aldığı patent | Əsas şəxslər: Tomas Nyukomen; mühərrikin quruluşunu təkmilləşdirən Ceyms Vatt; yüksək təzyiqli buxar mühərriklərini inkişaf etdirən Riçard Trevitik</w:t>
       </w:r>
     </w:p>
     <w:p>
@@ -40,7 +40,7 @@
         <w:widowControl/>
       </w:pPr>
       <w:r>
-        <w:t>Buxar mühərriki qızdırılmış su buxarının təzyiqini hərəkətə çevirir. XVIII əsrdə Britaniyada təkmilləşdirilən bu maşın fabriklərin, mədənlərin və dəmir yollarının əsas güc mənbəyinə çevrildi.</w:t>
+        <w:t>Buxar mühərriki buxarın köməyi ilə istilik enerjisini mexaniki işə çevirir. XVIII əsrdə Britaniyada təkmilləşdirilən bu maşın mədənlərin, fabriklərin, sonralar isə dəmir yolu nəqliyyatının əsas güc mənbələrindən biri oldu.</w:t>
       </w:r>
     </w:p>
     <w:p>
@@ -58,7 +58,7 @@
         <w:widowControl/>
       </w:pPr>
       <w:r>
-        <w:t>Tomas Nyukomen 1712-ci ildə mədənlərdən su çəkmək üçün işlək mühərrik qurdu.</w:t>
+        <w:t>Tomas Nyukomen 1712-ci ildə mədənlərdən su çıxarmaq üçün işlək buxar mühərriki qurdu.</w:t>
       </w:r>
     </w:p>
     <w:p>
@@ -67,7 +67,7 @@
         <w:widowControl/>
       </w:pPr>
       <w:r>
-        <w:t>Ceyms Vatt 1760-cı illərdə mühərrikə ayrıca kondensator əlavə etdi.</w:t>
+        <w:t>Ceyms Vatt 1760-cı illərdə buxarı ayrıca qurğuda soyudub suya çevirmək üsulunu hazırladı. Bu qurğu kondensator adlanır.</w:t>
       </w:r>
     </w:p>
     <w:p>
@@ -76,7 +76,7 @@
         <w:widowControl/>
       </w:pPr>
       <w:r>
-        <w:t>Vatt və Metyu Bolton mühərriklərin kommersiya istehsalını təşkil etdilər.</w:t>
+        <w:t>Vatt və sənayeçi Metyu Bolton təkmilləşdirilmiş mühərriklərin istehsalını və satışını təşkil etdilər.</w:t>
       </w:r>
     </w:p>
     <w:p>
@@ -85,7 +85,7 @@
         <w:widowControl/>
       </w:pPr>
       <w:r>
-        <w:t>Buxar fabrikləri, lokomotivləri və gəmiləri hərəkətə gətirirdi.</w:t>
+        <w:t>Buxar mühərrikləri fabrik avadanlıqlarını, lokomotivləri və gəmiləri hərəkətə gətirirdi.</w:t>
       </w:r>
     </w:p>
     <w:p>
@@ -94,7 +94,7 @@
         <w:widowControl/>
       </w:pPr>
       <w:r>
-        <w:t>Bu, küləkdən, axar sudan və ya əzələ gücündən asılı olmayan ilk geniş yayılmış mühərrik idi.</w:t>
+        <w:t>Buxar mühərriki küləkdən, çayın axınından və insanın, yaxud heyvanın əzələ gücündən asılı olmayan ilk geniş yayılmış mühərrik növü idi.</w:t>
       </w:r>
     </w:p>
     <w:p>
@@ -103,15 +103,7 @@
         <w:widowControl/>
       </w:pPr>
       <w:r>
-        <w:t>Bu nədir</w:t>
-      </w:r>
-    </w:p>
-    <w:p>
-      <w:pPr>
-        <w:widowControl/>
-      </w:pPr>
-      <w:r>
-        <w:t>Buxar mühərriki istiliyin təsiri ilə qaz halına keçmiş sudan — buxardan — istifadə edərək porşeni hərəkət etdirən və ya turbini fırladan maşındır. Qapalı yerdə su qaynadıqda təzyiq artır və bu təzyiq iş görə bilir. Bunu dayanmadan itələyici qüvvə yaradan qapalı çaydanla müqayisə etmək olar. İlk mühərriklər nəhəng və israfçı idi, lakin yeni imkan açırdı: güc mənbəyini yalnız gur axan çayın kənarında deyil, kömür və su olan istənilən yerdə qurmaq mümkün idi.</w:t>
+        <w:t>Bu nədir?</w:t>
       </w:r>
     </w:p>
     <w:p>
@@ -120,15 +112,7 @@
         <w:widowControl/>
       </w:pPr>
       <w:r>
-        <w:t>Kim kəşf edib və ya yaradıb</w:t>
-      </w:r>
-    </w:p>
-    <w:p>
-      <w:pPr>
-        <w:widowControl/>
-      </w:pPr>
-      <w:r>
-        <w:t>Tomas Nyukomen 1712-ci ildə mədən suyunu çəkmək üçün atmosfer mühərriki quraşdırdı. Şotlandiyalı cihaz ustası Ceyms Vatt belə mühərrikin modelini təmir edərkən onun işini araşdırdı. 1760-cı illərdə ayrıca kondensator — buxarı soyudub suya çevirən qurğu — hazırladı. Beləliklə, silindri porşenin hər gedişində soyutmağa ehtiyac qalmadı. Vatt sənayeçi Metyu Boltonla birlikdə təkmilləşdirilmiş mühərrikləri satmağa başladı. Sonralar Riçard Trevitik və başqaları lokomotivlərdə və gəmilərdə daha yüksək təzyiqli buxardan istifadə etdilər.</w:t>
+        <w:t>Buxar mühərriki suyu qızdırmaqla alınan buxardan iş görmək üçün istifadə edən maşındır. Porşenli mühərrikdə buxarın iştirakı ilə yaranan təzyiq fərqi silindrin içindəki porşeni hərəkət etdirir. Buxar turbinində isə buxar axını turbinin çarxını fırladır.</w:t>
       </w:r>
     </w:p>
     <w:p>
@@ -137,15 +121,97 @@
         <w:widowControl/>
       </w:pPr>
       <w:r>
-        <w:t>Nə vaxt və necə yaranıb</w:t>
+        <w:t>Qazanda su qızdırılır və buxar yaranır. Bu buxarın enerjisindən mexanizmləri hərəkətə gətirmək üçün istifadə olunur. İlk atmosfer mühərriklərində buxar soyudulub suya çevriləndə silindrdə təzyiq azalır, xarici havanın təzyiqi isə porşeni hərəkət etdirirdi. Sonrakı yüksək təzyiqli mühərriklərdə buxarın öz təzyiqindən daha çox yararlanılırdı.</w:t>
       </w:r>
     </w:p>
     <w:p>
       <w:pPr>
+        <w:pStyle w:val="Heading1"/>
         <w:widowControl/>
       </w:pPr>
       <w:r>
-        <w:t>Britaniyanın kömür mədənlərinə su atla işləyən nasosların çəkə bildiyindən daha sürətlə dolurdu. Toxuculuq müəssisələrinə isə sabit güc mənbəyi lazım idi. Birmingemdə və başqa yerlərdə patentlər, emalatxanalar və sərmayə bu təcrübə qurğusunu istehsal olunan məhsula çevirdi. Dəmirin keyfiyyətinin və silindrləri dəqiq yonan alətlərin yaxşılaşması da vacib idi: kip olmayan silindr buxarı itirirdi. XIX əsrin əvvəllərində buxar mühərriklərinin səsi sənayeləşən Britaniyanın səciyyəvi səsinə çevrilmişdi.</w:t>
+        <w:t>İlk mühərriklər iri idi və çox yanacaq sərf edirdi. Buna baxmayaraq, mühüm üstünlükləri vardı: onları yalnız gur axan çayın sahilində deyil, kömür və su ilə təmin etmək mümkün olan başqa yerlərdə də qurmaq olurdu.</w:t>
+      </w:r>
+    </w:p>
+    <w:p>
+      <w:pPr>
+        <w:pStyle w:val="Heading1"/>
+        <w:widowControl/>
+      </w:pPr>
+      <w:r>
+        <w:t>Kim yaradıb?</w:t>
+      </w:r>
+    </w:p>
+    <w:p>
+      <w:pPr>
+        <w:pStyle w:val="Heading1"/>
+        <w:widowControl/>
+      </w:pPr>
+      <w:r>
+        <w:t>Tomas Nyukomen 1712-ci ildə mədənlərdə yığılan suyu çıxarmaq üçün atmosfer mühərriki quraşdırdı. Sonralar şotlandiyalı cihaz ustası Ceyms Vatt belə bir mühərrikin modelini təmir edərkən onun necə işlədiyini və enerjinin harada itirildiyini araşdırdı.</w:t>
+      </w:r>
+    </w:p>
+    <w:p>
+      <w:pPr>
+        <w:pStyle w:val="Heading1"/>
+        <w:widowControl/>
+      </w:pPr>
+      <w:r>
+        <w:t>Vatt 1760-cı illərdə buxarı soyudub yenidən suya çevirən ayrıca kondensator hazırladı. Bunun sayəsində silindri hər iş dövründə soyudub yenidən qızdırmağa ehtiyac azaldı, yanacağa qənaət etmək mümkün oldu.</w:t>
+      </w:r>
+    </w:p>
+    <w:p>
+      <w:pPr>
+        <w:pStyle w:val="Heading1"/>
+        <w:widowControl/>
+      </w:pPr>
+      <w:r>
+        <w:t>Vatt sənayeçi Metyu Boltonla birlikdə təkmilləşdirilmiş mühərriklərin istehsalına və satışına başladı. Sonralar Riçard Trevitik və digər mühəndislər yüksək təzyiqli buxar mühərriklərini inkişaf etdirdilər. Bu mühərriklərdən lokomotivlərdə və gəmilərdə də istifadə olundu.</w:t>
+      </w:r>
+    </w:p>
+    <w:p>
+      <w:pPr>
+        <w:pStyle w:val="Heading1"/>
+        <w:widowControl/>
+      </w:pPr>
+      <w:r>
+        <w:t>Nə vaxt və necə yaranıb?</w:t>
+      </w:r>
+    </w:p>
+    <w:p>
+      <w:pPr>
+        <w:pStyle w:val="Heading1"/>
+        <w:widowControl/>
+      </w:pPr>
+      <w:r>
+        <w:t>Britaniyanın kömür mədənlərində yığılan su ciddi çətinlik yaradırdı. Bəzi mədənlərə su o qədər sürətlə dolurdu ki, at gücü ilə işləyən nasoslar onu çıxarmağa çatdırmırdı. Toxuculuq müəssisələrinin isə davamlı işləyən güc mənbəyinə ehtiyacı vardı.</w:t>
+      </w:r>
+    </w:p>
+    <w:p>
+      <w:pPr>
+        <w:pStyle w:val="Heading1"/>
+        <w:widowControl/>
+      </w:pPr>
+      <w:r>
+        <w:t>Birmingemdə və başqa sənaye mərkəzlərində ustaların işi, patentlər və qoyulan sərmayə sınaq üçün hazırlanan qurğuların istehsalına və satışına yol açdı.</w:t>
+      </w:r>
+    </w:p>
+    <w:p>
+      <w:pPr>
+        <w:pStyle w:val="Heading1"/>
+        <w:widowControl/>
+      </w:pPr>
+      <w:r>
+        <w:t>Dəmirin keyfiyyətinin yüksəlməsi və silindrin içini dəqiq yonan dəzgahların təkmilləşməsi də mühüm idi. Porşen silindrə kip oturmadıqda buxar sızır, mühərrik güc itirirdi.</w:t>
+      </w:r>
+    </w:p>
+    <w:p>
+      <w:pPr>
+        <w:pStyle w:val="Heading1"/>
+        <w:widowControl/>
+      </w:pPr>
+      <w:r>
+        <w:t>XIX əsrin əvvəllərində buxar mühərriklərinin səsi artıq Britaniyanın sənaye şəhərlərində gündəlik həyatın bir hissəsi idi.</w:t>
       </w:r>
     </w:p>
     <w:p>
@@ -159,10 +225,29 @@
     </w:p>
     <w:p>
       <w:pPr>
+        <w:pStyle w:val="Heading1"/>
         <w:widowControl/>
       </w:pPr>
       <w:r>
-        <w:t>Buxar mühərriki istiliyin hərəkətə çevrilə bilən enerji ötürülməsi forması olduğunu göstərdi. Bu məsələ sonralar termodinamikanın — istilik, enerji və iş arasındakı əlaqələri öyrənən elmin — əsas mövzularından oldu. Sənaye artıq çayların yerləşməsindən asılı deyildi. Yeni sual ortaya çıxdı: müəyyən miqdarda kömürdən nə qədər iş almaq olar? Mühəndislər və nəzəriyyəçilər mühərrikləri yalnız tüstüsünə və səsinə görə deyil, ölçülən göstəricilərlə müqayisə etdikcə enerji haqqında elmi biliklər inkişaf etdi.</w:t>
+        <w:t>Buxar mühərriki istilik hesabına mexaniki iş görməyin mümkün olduğunu praktik şəkildə göstərdi. İstilik, enerji və iş arasındakı əlaqələr sonralar termodinamika adlanan elmin əsas mövzularına çevrildi.</w:t>
+      </w:r>
+    </w:p>
+    <w:p>
+      <w:pPr>
+        <w:pStyle w:val="Heading1"/>
+        <w:widowControl/>
+      </w:pPr>
+      <w:r>
+        <w:t>İstehsal üçün güc əldə etmək artıq yalnız çayın haradan axmasından asılı deyildi. Bunun əvəzində başqa sual önə çıxdı: müəyyən miqdarda kömür yandırmaqla nə qədər iş görmək olar?</w:t>
+      </w:r>
+    </w:p>
+    <w:p>
+      <w:pPr>
+        <w:pStyle w:val="Heading1"/>
+        <w:widowControl/>
+      </w:pPr>
+      <w:r>
+        <w:t>Mühəndislər və alimlər mühərriklərin gücünü, yanacaq sərfini və səmərəliliyini ölçərək müqayisə etməyə başladılar. Bu hesablamalar həm maşınların təkmilləşməsinə, həm də enerji haqqında elmi biliklərin inkişafına kömək etdi.</w:t>
       </w:r>
     </w:p>
     <w:p>
@@ -176,10 +261,11 @@
     </w:p>
     <w:p>
       <w:pPr>
+        <w:pStyle w:val="Heading1"/>
         <w:widowControl/>
       </w:pPr>
       <w:r>
-        <w:t>Fabrikləri çaylardan uzaqda qurmaq mümkün oldu. Dəmir yolları və buxar gəmiləri qitələr və okeanlar boyunca səfər müddətini azaltdı. Sonralar buxar turbinləri elektrik istehsalında işlədildi. Daxiliyanma və elektrik mühərrikləri bir çox sahədə buxarı əvəz etsə də, buxar dövründə formalaşmış fabrik sistemini davam etdirdi. Maşınları dəyişsə də, sənaye şəhərinin əsas quruluşu həmin dövrün mirasıdır.</w:t>
+        <w:t>Buxar mühərriki fabrikləri çaylardan uzaqda da qurmağa imkan verdi. Dəmir yolları və buxar gəmiləri quruda və okeanlarda səfərə sərf olunan vaxtı azaltdı. Sonralar buxar turbinlərindən elektrik enerjisi istehsalında istifadə edilməyə başlandı.</w:t>
       </w:r>
     </w:p>
     <w:p>
@@ -188,15 +274,43 @@
         <w:widowControl/>
       </w:pPr>
       <w:r>
-        <w:t>İnsan həyatını necə dəyişib</w:t>
+        <w:t>Daxiliyanma və elektrik mühərrikləri bir çox sahədə buxar mühərriklərini əvəz etdi. Ancaq buxar dövründə formalaşmış fabrik istehsalı yeni maşınlarla davam etdi. Avadanlıq dəyişsə də, sənaye şəhərlərinin quruluşunda həmin dövrün izi qaldı.</w:t>
       </w:r>
     </w:p>
     <w:p>
       <w:pPr>
+        <w:pStyle w:val="Heading1"/>
         <w:widowControl/>
       </w:pPr>
       <w:r>
-        <w:t>İnsanlar daha ucuz parça və daha sürətli nəqliyyat qazandılar. Bununla yanaşı, tüstü, ağır fabrik əməyi və saata tabe iş günü də həyatın bir hissəsinə çevrildi. Kənd həyatının təbii ritmini növbəli iş rejimi əvəz etdi. Cəmiyyət şəhərləşdi, dəmir yolu və gəmi əlaqələri genişləndi. Mədənlərdən su çəkən mühərrik insanların həm işləmək, həm də səfər etmək qaydasını dəyişdirdi.</w:t>
+        <w:t>İnsan həyatını necə dəyişib?</w:t>
+      </w:r>
+    </w:p>
+    <w:p>
+      <w:pPr>
+        <w:pStyle w:val="Heading1"/>
+        <w:widowControl/>
+      </w:pPr>
+      <w:r>
+        <w:t>Parça istehsalı ucuzlaşdı, nəqliyyat sürətləndi. Bununla yanaşı, kömür tüstüsü, ağır fabrik əməyi və dəqiq saatlarla müəyyənləşdirilən iş günü də insanların həyatına daxil oldu.</w:t>
+      </w:r>
+    </w:p>
+    <w:p>
+      <w:pPr>
+        <w:pStyle w:val="Heading1"/>
+        <w:widowControl/>
+      </w:pPr>
+      <w:r>
+        <w:t>Kənddən fabrikə işləməyə gələnlər gündəlik işlərini artıq yalnız gün işığına və fəsillərə görə qurmurdular. Onların vaxtını iş növbələri və fabrik cədvəlləri müəyyənləşdirirdi.</w:t>
+      </w:r>
+    </w:p>
+    <w:p>
+      <w:pPr>
+        <w:pStyle w:val="Heading1"/>
+        <w:widowControl/>
+      </w:pPr>
+      <w:r>
+        <w:t>Şəhərlər böyüdü, dəmir yolu və gəmi əlaqələri genişləndi. Əvvəlcə mədənlərdən su çıxarmaq üçün qurulan mühərrik zamanla insanların həm işləmək, həm də səfər etmək tərzini dəyişdirdi.</w:t>
       </w:r>
     </w:p>
     <w:p>
@@ -217,7 +331,7 @@
         <w:rPr>
           <w:sz w:val="20"/>
         </w:rPr>
-        <w:t>A Kitablar və əsas elmi əsərlər</w:t>
+        <w:t>Kitablar və əsas elmi əsərlər</w:t>
       </w:r>
     </w:p>
     <w:p>
@@ -251,7 +365,7 @@
         <w:rPr>
           <w:sz w:val="20"/>
         </w:rPr>
-        <w:t>C Qurumların materialları və ensiklopedik mənbələr</w:t>
+        <w:t>Qurumların materialları və ensiklopedik mənbələr</w:t>
       </w:r>
     </w:p>
     <w:p>
@@ -311,7 +425,7 @@
         <w:rPr>
           <w:sz w:val="20"/>
         </w:rPr>
-        <w:t>D Muzey arxiv və kitabxana materialları</w:t>
+        <w:t>Muzey arxiv və kitabxana materialları</w:t>
       </w:r>
     </w:p>
     <w:p>
